--- a/swh/docx/02.content.docx
+++ b/swh/docx/02.content.docx
@@ -163,13 +163,6 @@
         <w:rPr>
           <w:lang w:val="sw_KE" w:bidi="sw_KE"/>
         </w:rPr>
-      </w:r>
-      <w:r>
-        <w:rPr>
-          <w:i/>
-          <w:lang w:val="sw_KE" w:bidi="sw_KE"/>
-        </w:rPr>
-        <w:t>Kutoka 1:1, Kutoka 1:1–22, Kutoka 1:2–4, Kutoka 1:5, Kutoka 1:6–7, Kutoka 1:8–10, Kutoka 1:10, Kutoka 1:11, Kutoka 1:12, Kutoka 1:14, Kutoka 1:15, Kutoka 1:16, Kutoka 1:17, Kutoka 1:19, Kutoka 1:20–21, Kutoka 2:1, Kutoka 2:1–25, Kutoka 2:2, Kutoka 2:3, Kutoka 2:5–6, Kutoka 2:7–9, Kutoka 2:10, Kutoka 2:11–12, Kutoka 2:11–15, Kutoka 2:13, Kutoka 2:14, Kutoka 2:15, Kutoka 2:16, Kutoka 2:16–25, Kutoka 2:17, Kutoka 2:18–20, Kutoka 2:24–25, Kutoka 3:1, Kutoka 3:1–10, Kutoka 3:1–4.28, Kutoka 3:2, Kutoka 3:4, Kutoka 3:5, Kutoka 3:6, Kutoka 3:7, Kutoka 3:8, Kutoka 3:10, Kutoka 3:11–12, Kutoka 3:11–4.17, Kutoka 3:12, Kutoka 3:13–22, Kutoka 3:14, Kutoka 3:15, Kutoka 3:16–17, Kutoka 3:18, Kutoka 3:19, Kutoka 3:20–21, Kutoka 4:1–9, Kutoka 4:3, Kutoka 4:6, Kutoka 4:9, Kutoka 4:10–17, Kutoka 4:11, Kutoka 4:13, Kutoka 4:14–17, Kutoka 4:18, Kutoka 4:20, Kutoka 4:21–23, Kutoka 4:24–26, Kutoka 4:25, Kutoka 4:27, Kutoka 4:29–7.7, Kutoka 4:31, Kutoka 5:1, Kutoka 5:1–14, Kutoka 5:2, Kutoka 5:3, Kutoka 5:4–5, Kutoka 5:6–14, Kutoka 5:7, Kutoka 5:22, Kutoka 5:22–23, Kutoka 6:1, Kutoka 6:1–13, Kutoka 6:2–3, Kutoka 6:2–8, Kutoka 6:7, Kutoka 6:9, Kutoka 6:10–13, Kutoka 6:14–16, Kutoka 6:14–30, Kutoka 6:16–20, Kutoka 6:18, Kutoka 6:20–25, Kutoka 7:1–7, Kutoka 7:3, Kutoka 7:5, Kutoka 7:7, Kutoka 7:8–11.10, Kutoka 7:8–12.30, Kutoka 7:9, Kutoka 7:11, Kutoka 7:14, Kutoka 7:14–25, Kutoka 7:22, Kutoka 8:1–15, Kutoka 8:7–8, Kutoka 8:9, Exodus 8:10, Kutoka 8:13, Kutoka 8:16–19, Kutoka 8:19, Kutoka 8:20–32, Kutoka 8:25, Kutoka 8:26–27, Kutoka 8:29–30, Kutoka 9:1–7, Kutoka 9:3, Kutoka 9:5–6, Kutoka 9:8–12, Kutoka 9:12, Kutoka, Kutoka 9:14–17, Kutoka 9:16, Kutoka 9:20–21, Kutoka 9:26, Kutoka 9:27, Kutoka 9:29, Kutoka 10:1–20, Kutoka 10:2, Kutoka 10:4, Kutoka 10:7–11, Kutoka 10:13, Kutoka 10:13–15, Kutoka 10:17, Kutoka 10:21–29, Kutoka 10:24, Kutoka 10:25–26, Kutoka 10:27–29, Kutoka 11:1–9, Kutoka 11:3, Kutoka 11:5, Kutoka 11:7, Kutoka 11:8, Kutoka 12:1–30, Kutoka 12:2, Kutoka 12:5, Kutoka 12:6, Kutoka 12:7, Kutoka 12:10, Exodus 12:11, Kutoka 12:12, Kutoka 12:14, Kutoka 12:15, Kutoka 12:22, Exodus 12:25, Kutoka 12:26–27, Kutoka 12:28–30, Kutoka 12:31–33, Kutoka 12:31–14:31, Exodus 12:35, Kutoka 12:37, Exodus 12:38, Kutoka 12:40, Kutoka 12:43–50, Exodus 12:46, Kutoka 12:51, Kutoka 13:1–10, Kutoka 13:1–16, Kutoka 13:5, Kutoka 13:9, Kutoka 13:13, Kutoka 13:16, Kutoka 13:17–18, Kutoka 13:17–14:4, Kutoka 13:18, Kutoka 13:19, Kutoka 13:20, Kutoka 13:21, Kutoka 14:2, Kutoka 14:4, Kutoka 14:5–14, Kutoka 14:6–7, Kutoka 14:9, Kutoka 14:10–12, Kutoka 14:13–14, Kutoka 14:15–31, Kutoka 14:17, Kutoka 14:19–25, Exodus 14:22, Kutoka 14:25, Kutoka 14:31, Kutoka 15:1, Kutoka 15:1–5, Kutoka 15:1–18, Kutoka 15:2, Kutoka 15:3, Kutoka 15:6, Kutoka 15:6–12, Kutoka 15:8, Kutoka 15:9–10, Kutoka 15:11, Kutoka 15:13, Kutoka 15:13–18, Kutoka 15:14–15, Kutoka 15:17, Kutoka 15:19–21, Kutoka 15:22–27, Kutoka 15:22–18:27, Kutoka 15:23, Kutoka 15:24, Kutoka 15:25, Kutoka 15:26, Kutoka 16:1–36, Kutoka 16:2, Kutoka 16:3, Kutoka 16:4–5, Kutoka 16:7, Kutoka 16:15, Kutoka 16:19–20, Kutoka 16:21–30, Kutoka 16:32–36, Kutoka 16:35, Kutoka 17:1, Kutoka 17:2, Kutoka 17:3, Kutoka 17:6, Kutoka 17:8, Kutoka 17:8–16, Kutoka 17:9, Kutoka 17:9–13, Kutoka 17:14–16, Kutoka 17:15, Kutoka 17:16, Kutoka 18:1–12, Kutoka 18:7, Kutoka 18:13–16, Kutoka 18:13–27, Kutoka 18:17–18, Kutoka 18:19–22, Kutoka 19:1, Kutoka 19:1–9, Kutoka 19:2, Kutoka 19:3, Kutoka 19:5–6, Kutoka 19:7–8, Kutoka 19:9, Kutoka 19:10–15, Kutoka 19:16–25, Kutoka 19:21–25, Kutoka 20:1, Kutoka 20:1–17, Kutoka 20:1–23.33, Kutoka 20:2, Kutoka 20:3, Kutoka 20:3–11, Kutoka 20:3–17, Kutoka 20:4, Kutoka 20:5–6, Kutoka 20:7, Kutoka 20:8–11, Kutoka 20:11, Kutoka 20:12, Kutoka 20:12–17, Kutoka 20:13, Kutoka 20:14, Kutoka 20:15, Kutoka 20:16, Kutoka 20:17, Kutoka 20:18–21, Kutoka 20:18–26, Kutoka 20:22–26, Kutoka 21:1–11, Kutoka 21:1–23.19, Kutoka 21:1–23.33, Kutoka 21:2, Kutoka 21:3, Kutoka 21:4–6, Kutoka 21:7–9, Kutoka 21:12–17, Kutoka 21:14, Kutoka 21:17, Kutoka 21:18–27, Kutoka 21:22–25, Kutoka 21:28–32, Kutoka 21:33–22:15, Kutoka 22:16–31, Kutoka 22:18, Kutoka 22:20, Kutoka 22:21, Kutoka 22:22–23, Kutoka 22:25–27, Kutoka 22:30, Kutoka 22:31, Kutoka 23:1–3, Kutoka 23:1–9, Kutoka 23:7, Kutoka 23:10–12, Kutoka 23:14–17, Exodus 23:15, Kutoka 23:16, Kutoka 23:18, Kutoka 23:19, Kutoka 23:20–23, Kutoka 23:20–33, Kutoka 23:24, Kutoka 23:26, Kutoka 23:29–31, Kutoka 23:31, Exodus 23:33, Kutoka 24:1–2, Kutoka 24:1–18, Kutoka 24:3, Kutoka 24:4, Kutoka 24:6, Kutoka 24:7, Kutoka 24:8, Kutoka 24:10, Kutoka 24:11, Kutoka 24:12, Kutoka 24:17, Kutoka 25:1–27.19, Kutoka 25:1–40.38, Kutoka 25:2, Kutoka 25:8, Kutoka 25:9, Kutoka 25:10–22, Kutoka 25:12–15, Kutoka 25:17, Kutoka 25:18, Kutoka 25:22, Kutoka 25:23–30, Kutoka 25:29, Kutoka 25:31–39, Kutoka 26:1–37, Kutoka 26:2–6, Kutoka 26:9, Kutoka 26:15, Kutoka 26:19, Kutoka 26:31, Kutoka 26:33, Kutoka 26:36–37, Kutoka 27:1–8, Kutoka 27:1–19, Kutoka 27:2, Kutoka 27:5, Kutoka 27:9–19, Kutoka 27:16, Kutoka 27:19, Kutoka 27:20–21, Kutoka 27:20–30.38, Kutoka 27:21, Kutoka 28:1–2, Kutoka 28:1–43, Kutoka 28:6–14, Kutoka 28:12, Kutoka 28:15–30, Kutoka 28:29, Kutoka 28:30, Kutoka 28:31–35, Kutoka 28:36–38, Kutoka 28:39, Kutoka 28:42–43, Kutoka 29:1, Kutoka 29:1–37, Kutoka 29:4, Kutoka 29:7, Kutoka 29:9, Kutoka 29:10–34, Kutoka 29:13, Kutoka 29:14, Kutoka 29:15–18, Kutoka 29:18, Kutoka 29:19–28, Kutoka 29:20–21, Kutoka 29:30, Kutoka 29:31, Kutoka 29:32–34, Kutoka 29:33, Kutoka 29:37, Kutoka 29:38–41, Kutoka 29:42–46, Kutoka 29:46, Kutoka 30:1–10, Kutoka 30:6, Kutoka 30:12, Kutoka 30:17–21, Kutoka 30:22–38, Kutoka 30:33, Kutoka 31:1–11, Kutoka 31:3, Kutoka 31:6, Kutoka 31:11, Kutoka 31:12–18, Kutoka 31:14–15, Kutoka 31:18, Kutoka 32:1, Kutoka, Kutoka 32:1–35, Kutoka 32:2–4, Kutoka 32:4, Kutoka 32:5, Kutoka 32:6, Kutoka 32:7, Kutoka 32:9–10, Kutoka 32:10, Kutoka 32:11–13, Kutoka 32:14, Kutoka 32:15–29, Kutoka 32:16, Kutoka 32:19, Kutoka 32:20, Kutoka 32:21–25, Kutoka 32:25, Kutoka 32:26–29, Kutoka 32:30–35, Kutoka 32:32, Kutoka 32:33, Kutoka 32:34, Kutoka 33:1–6, Kutoka 33:2–3, Kutoka 33:3, Kutoka 33:4–6, Kutoka 33:7, Kutoka 33:7–11, Kutoka 33:8–11, Kutoka 33:11, Kutoka 33:12, Kutoka 33:12–23, Kutoka 33:13, Kutoka 33:14, Kutoka 33:15–16, Kutoka 33:17, Kutoka 33:18, Kutoka 33:19, Kutoka 33:20–23, Kutoka 34:1–3, Kutoka 34:1–35, Kutoka 34:5–6, Kutoka 34:5–9, Kutoka 34:6, Kutoka 34:7, Kutoka 34:8–9, Kutoka 34:10–11, Kutoka 34:10–26, Kutoka 34:12–17, Kutoka 34:13, Kutoka 34:16, Kutoka 34:22, Kutoka 34:23, Kutoka 34:24, Kutoka 34:27–28, Kutoka 34:29–35, Kutoka 34:33, Kutoka 35:1–40:38, Kutoka 35:4–36:7, Kutoka 37:1–29, Kutoka 38:1–20, Kutoka 38:8, Kutoka 38:21, Kutoka 38:21–29, Kutoka 38:26, Kutoka 39:1–31, Kutoka 39:30, Kutoka 39:32–43, Kutoka 40:1–33, Kutoka 40:2, Kutoka 40:3, Kutoka 40:33, Kutoka 40:34–38, Kutoka 40:38</w:t>
       </w:r>
       <w:r>
         <w:rPr>

--- a/swh/docx/02.content.docx
+++ b/swh/docx/02.content.docx
@@ -150,19 +150,6 @@
           <w:lang w:val="sw_KE" w:bidi="sw_KE"/>
         </w:rPr>
         <w:t>EXO</w:t>
-      </w:r>
-      <w:r>
-        <w:rPr>
-          <w:lang w:val="sw_KE" w:bidi="sw_KE"/>
-        </w:rPr>
-      </w:r>
-    </w:p>
-    <w:p>
-      <w:pPr/>
-      <w:r>
-        <w:rPr>
-          <w:lang w:val="sw_KE" w:bidi="sw_KE"/>
-        </w:rPr>
       </w:r>
       <w:r>
         <w:rPr>

--- a/swh/docx/02.content.docx
+++ b/swh/docx/02.content.docx
@@ -19,7 +19,7 @@
         <w:rPr>
           <w:lang w:val="sw_KE" w:bidi="sw_KE"/>
         </w:rPr>
-        <w:t>Resource: Maelezo ya Masomo (Tyndale)</w:t>
+        <w:t>Resource: Tyndale Open Study Notes</w:t>
       </w:r>
       <w:r>
         <w:rPr>
@@ -112,7 +112,7 @@
         <w:rPr>
           <w:lang w:val="sw_KE" w:bidi="sw_KE"/>
         </w:rPr>
-        <w:t>Maelezo ya Masomo (Tyndale)</w:t>
+        <w:t>Tyndale Open Study Notes</w:t>
       </w:r>
     </w:p>
     <w:p>

--- a/swh/docx/02.content.docx
+++ b/swh/docx/02.content.docx
@@ -19,7 +19,7 @@
         <w:rPr>
           <w:lang w:val="sw_KE" w:bidi="sw_KE"/>
         </w:rPr>
-        <w:t>Resource: Tyndale Open Study Notes</w:t>
+        <w:t>Resource: Aquifer Open Study Notes</w:t>
       </w:r>
       <w:r>
         <w:rPr>
@@ -112,7 +112,7 @@
         <w:rPr>
           <w:lang w:val="sw_KE" w:bidi="sw_KE"/>
         </w:rPr>
-        <w:t>Tyndale Open Study Notes</w:t>
+        <w:t>Aquifer Open Study Notes</w:t>
       </w:r>
     </w:p>
     <w:p>
